--- a/docs/assignments/files/ec306assign1.docx
+++ b/docs/assignments/files/ec306assign1.docx
@@ -25,7 +25,25 @@
         <w:rPr>
           <w:color w:val="000000" w:themeColor="text1"/>
         </w:rPr>
-        <w:t>EC306 - Fall 2025</w:t>
+        <w:t xml:space="preserve">EC306 </w:t>
+      </w:r>
+      <w:r>
+        <w:rPr>
+          <w:color w:val="000000" w:themeColor="text1"/>
+        </w:rPr>
+        <w:t>–</w:t>
+      </w:r>
+      <w:r>
+        <w:rPr>
+          <w:color w:val="000000" w:themeColor="text1"/>
+        </w:rPr>
+        <w:t xml:space="preserve"> </w:t>
+      </w:r>
+      <w:r>
+        <w:rPr>
+          <w:color w:val="000000" w:themeColor="text1"/>
+        </w:rPr>
+        <w:t>Winter 2026</w:t>
       </w:r>
     </w:p>
     <w:p>
@@ -53,24 +71,8 @@
     <w:p>
       <w:pPr>
         <w:pStyle w:val="Compact"/>
-        <w:numPr>
-          <w:ilvl w:val="0"/>
-          <w:numId w:val="14"/>
-        </w:numPr>
-      </w:pPr>
-      <w:r>
-        <w:rPr>
-          <w:b/>
-          <w:bCs/>
-        </w:rPr>
-        <w:t>white</w:t>
-      </w:r>
-      <w:r>
-        <w:t>: 1 if the respondent is white, 0 otherwise</w:t>
-      </w:r>
-      <w:r>
-        <w:br/>
-      </w:r>
+        <w:ind w:left="480"/>
+      </w:pPr>
     </w:p>
     <w:p>
       <w:pPr>
@@ -80,6 +82,53 @@
           <w:numId w:val="14"/>
         </w:numPr>
       </w:pPr>
+      <w:proofErr w:type="spellStart"/>
+      <w:r>
+        <w:rPr>
+          <w:b/>
+          <w:bCs/>
+        </w:rPr>
+        <w:t>lforce</w:t>
+      </w:r>
+      <w:proofErr w:type="spellEnd"/>
+      <w:r>
+        <w:t xml:space="preserve">: 1 if </w:t>
+      </w:r>
+      <w:proofErr w:type="spellStart"/>
+      <w:r>
+        <w:rPr>
+          <w:i/>
+          <w:iCs/>
+        </w:rPr>
+        <w:t>lfsstat</w:t>
+      </w:r>
+      <w:proofErr w:type="spellEnd"/>
+      <w:r>
+        <w:t xml:space="preserve"> is </w:t>
+      </w:r>
+      <w:r>
+        <w:t xml:space="preserve">in the </w:t>
+      </w:r>
+      <w:proofErr w:type="spellStart"/>
+      <w:r>
+        <w:t>labour</w:t>
+      </w:r>
+      <w:proofErr w:type="spellEnd"/>
+      <w:r>
+        <w:t xml:space="preserve"> force</w:t>
+      </w:r>
+      <w:r>
+        <w:t>, 0 otherwise</w:t>
+      </w:r>
+    </w:p>
+    <w:p>
+      <w:pPr>
+        <w:pStyle w:val="Compact"/>
+        <w:numPr>
+          <w:ilvl w:val="0"/>
+          <w:numId w:val="14"/>
+        </w:numPr>
+      </w:pPr>
       <w:r>
         <w:rPr>
           <w:b/>
@@ -88,10 +137,20 @@
         <w:t>dropout</w:t>
       </w:r>
       <w:r>
-        <w:t>: 1 if education = grade 12 but no diploma, 0 otherwise</w:t>
-      </w:r>
-      <w:r>
-        <w:br/>
+        <w:t xml:space="preserve">: 1 if </w:t>
+      </w:r>
+      <w:r>
+        <w:rPr>
+          <w:i/>
+          <w:iCs/>
+        </w:rPr>
+        <w:t>educ</w:t>
+      </w:r>
+      <w:r>
+        <w:t xml:space="preserve"> </w:t>
+      </w:r>
+      <w:r>
+        <w:t>is “0 to 8 years” or “some high school”, and 0 otherwise</w:t>
       </w:r>
     </w:p>
     <w:p>
@@ -102,6 +161,7 @@
           <w:numId w:val="14"/>
         </w:numPr>
       </w:pPr>
+      <w:proofErr w:type="spellStart"/>
       <w:r>
         <w:rPr>
           <w:b/>
@@ -109,11 +169,25 @@
         </w:rPr>
         <w:t>hsdip</w:t>
       </w:r>
-      <w:r>
-        <w:t>: 1 if education = high school diploma, 0 otherwise</w:t>
-      </w:r>
-      <w:r>
-        <w:br/>
+      <w:proofErr w:type="spellEnd"/>
+      <w:r>
+        <w:t xml:space="preserve">: 1 if </w:t>
+      </w:r>
+      <w:r>
+        <w:rPr>
+          <w:i/>
+          <w:iCs/>
+        </w:rPr>
+        <w:t>educ</w:t>
+      </w:r>
+      <w:r>
+        <w:t xml:space="preserve"> </w:t>
+      </w:r>
+      <w:r>
+        <w:t>is “high school graduate”</w:t>
+      </w:r>
+      <w:r>
+        <w:t>, 0 otherwise</w:t>
       </w:r>
     </w:p>
     <w:p>
@@ -124,6 +198,47 @@
           <w:numId w:val="14"/>
         </w:numPr>
       </w:pPr>
+      <w:proofErr w:type="spellStart"/>
+      <w:r>
+        <w:rPr>
+          <w:b/>
+          <w:bCs/>
+        </w:rPr>
+        <w:t>someps</w:t>
+      </w:r>
+      <w:proofErr w:type="spellEnd"/>
+      <w:r>
+        <w:t>:</w:t>
+      </w:r>
+      <w:r>
+        <w:t xml:space="preserve"> 1 if </w:t>
+      </w:r>
+      <w:r>
+        <w:rPr>
+          <w:i/>
+          <w:iCs/>
+        </w:rPr>
+        <w:t>educ</w:t>
+      </w:r>
+      <w:r>
+        <w:t xml:space="preserve"> is “some postsecondary” or “postsecondary certificate or diploma”, 0 other</w:t>
+      </w:r>
+      <w:r>
+        <w:t>w</w:t>
+      </w:r>
+      <w:r>
+        <w:t>ise</w:t>
+      </w:r>
+    </w:p>
+    <w:p>
+      <w:pPr>
+        <w:pStyle w:val="Compact"/>
+        <w:numPr>
+          <w:ilvl w:val="0"/>
+          <w:numId w:val="14"/>
+        </w:numPr>
+      </w:pPr>
+      <w:proofErr w:type="spellStart"/>
       <w:r>
         <w:rPr>
           <w:b/>
@@ -131,11 +246,22 @@
         </w:rPr>
         <w:t>ba</w:t>
       </w:r>
-      <w:r>
-        <w:t>: 1 if education = bachelor’s degree, 0 otherwise</w:t>
-      </w:r>
-      <w:r>
-        <w:br/>
+      <w:proofErr w:type="spellEnd"/>
+      <w:r>
+        <w:t xml:space="preserve">: 1 if </w:t>
+      </w:r>
+      <w:r>
+        <w:rPr>
+          <w:i/>
+          <w:iCs/>
+        </w:rPr>
+        <w:t>educ</w:t>
+      </w:r>
+      <w:r>
+        <w:t xml:space="preserve"> </w:t>
+      </w:r>
+      <w:r>
+        <w:t>is “bachelor’s degree” or “above bachelor’s degree”, 0 otherwise</w:t>
       </w:r>
     </w:p>
     <w:p>
@@ -151,19 +277,23 @@
           <w:b/>
           <w:bCs/>
         </w:rPr>
-        <w:t>married</w:t>
-      </w:r>
-      <w:r>
-        <w:t>: 1 if the respondent is married, 0 otherwise</w:t>
-      </w:r>
-    </w:p>
-    <w:p>
-      <w:pPr>
-        <w:pStyle w:val="FirstParagraph"/>
-        <w:ind w:left="240"/>
-      </w:pPr>
-      <w:r>
-        <w:t>Create a table of averages, standard deviations, minimums, and maximums for the following variables:</w:t>
+        <w:t>age30</w:t>
+      </w:r>
+      <w:r>
+        <w:rPr>
+          <w:b/>
+          <w:bCs/>
+        </w:rPr>
+        <w:t>39</w:t>
+      </w:r>
+      <w:r>
+        <w:t>: 1 if age</w:t>
+      </w:r>
+      <w:r>
+        <w:t>_12</w:t>
+      </w:r>
+      <w:r>
+        <w:t xml:space="preserve"> is “30 to 34” or “35 to 39”, 0 otherwise</w:t>
       </w:r>
     </w:p>
     <w:p>
@@ -171,23 +301,36 @@
         <w:pStyle w:val="Compact"/>
         <w:numPr>
           <w:ilvl w:val="0"/>
-          <w:numId w:val="15"/>
+          <w:numId w:val="14"/>
         </w:numPr>
       </w:pPr>
       <w:r>
-        <w:t>Labor force participation (</w:t>
-      </w:r>
-      <w:r>
         <w:rPr>
-          <w:rStyle w:val="VerbatimChar"/>
+          <w:b/>
+          <w:bCs/>
         </w:rPr>
-        <w:t>lfp</w:t>
-      </w:r>
-      <w:r>
-        <w:t>)</w:t>
-      </w:r>
-      <w:r>
-        <w:br/>
+        <w:t>age4049</w:t>
+      </w:r>
+      <w:r>
+        <w:t>:</w:t>
+      </w:r>
+      <w:r>
+        <w:t xml:space="preserve"> </w:t>
+      </w:r>
+      <w:r>
+        <w:t>1 if age</w:t>
+      </w:r>
+      <w:r>
+        <w:t>_12</w:t>
+      </w:r>
+      <w:r>
+        <w:t xml:space="preserve"> is “40 to 44” or “</w:t>
+      </w:r>
+      <w:r>
+        <w:t>4</w:t>
+      </w:r>
+      <w:r>
+        <w:t>5 to 49”, 0 otherwise</w:t>
       </w:r>
     </w:p>
     <w:p>
@@ -195,23 +338,30 @@
         <w:pStyle w:val="Compact"/>
         <w:numPr>
           <w:ilvl w:val="0"/>
-          <w:numId w:val="15"/>
+          <w:numId w:val="14"/>
         </w:numPr>
       </w:pPr>
       <w:r>
-        <w:t>Unemployment (</w:t>
-      </w:r>
-      <w:r>
         <w:rPr>
-          <w:rStyle w:val="VerbatimChar"/>
+          <w:b/>
+          <w:bCs/>
         </w:rPr>
-        <w:t>unemployed</w:t>
-      </w:r>
-      <w:r>
-        <w:t>)</w:t>
-      </w:r>
-      <w:r>
-        <w:br/>
+        <w:t>age5059</w:t>
+      </w:r>
+      <w:r>
+        <w:t>:</w:t>
+      </w:r>
+      <w:r>
+        <w:t xml:space="preserve"> </w:t>
+      </w:r>
+      <w:r>
+        <w:t>1 if age</w:t>
+      </w:r>
+      <w:r>
+        <w:t>_12</w:t>
+      </w:r>
+      <w:r>
+        <w:t xml:space="preserve"> is “50 to 54” or “55 to 59”, 0 otherwise</w:t>
       </w:r>
     </w:p>
     <w:p>
@@ -219,684 +369,86 @@
         <w:pStyle w:val="Compact"/>
         <w:numPr>
           <w:ilvl w:val="0"/>
-          <w:numId w:val="15"/>
+          <w:numId w:val="14"/>
         </w:numPr>
       </w:pPr>
       <w:r>
-        <w:t>Age (</w:t>
-      </w:r>
-      <w:r>
         <w:rPr>
-          <w:rStyle w:val="VerbatimChar"/>
+          <w:b/>
+          <w:bCs/>
         </w:rPr>
-        <w:t>age</w:t>
-      </w:r>
-      <w:r>
-        <w:t>)</w:t>
-      </w:r>
-      <w:r>
-        <w:br/>
+        <w:t>age60p</w:t>
+      </w:r>
+      <w:r>
+        <w:t>:</w:t>
+      </w:r>
+      <w:r>
+        <w:t xml:space="preserve"> </w:t>
+      </w:r>
+      <w:r>
+        <w:t>1 if age</w:t>
+      </w:r>
+      <w:r>
+        <w:t>_12</w:t>
+      </w:r>
+      <w:r>
+        <w:t xml:space="preserve"> is “60 to 64” or “65 to 69” or “70 and over”, 0 otherwise</w:t>
       </w:r>
     </w:p>
     <w:p>
       <w:pPr>
-        <w:pStyle w:val="Compact"/>
-        <w:numPr>
-          <w:ilvl w:val="0"/>
-          <w:numId w:val="15"/>
-        </w:numPr>
-      </w:pPr>
-      <w:r>
-        <w:t>Respondent is white (</w:t>
-      </w:r>
+        <w:pStyle w:val="FirstParagraph"/>
+        <w:ind w:left="480"/>
+      </w:pPr>
+      <w:r>
+        <w:t>Create a table of averages, standard deviations, minimums, and maximums for the</w:t>
+      </w:r>
+      <w:r>
+        <w:t xml:space="preserve"> variables created above</w:t>
+      </w:r>
+      <w:r>
+        <w:t xml:space="preserve"> (these will also be used as variables in the regression in question 5)</w:t>
+      </w:r>
+      <w:r>
+        <w:t xml:space="preserve">. </w:t>
+      </w:r>
+      <w:r>
+        <w:t>Comment on the results.</w:t>
+      </w:r>
+      <w:r>
+        <w:t xml:space="preserve"> Note that all the variables in the table are dummy variables (i.e. they take the values 0 or 1).  Before generating this table, review how to interpret the mean of a dummy variable.</w:t>
+      </w:r>
+      <w:r>
+        <w:t xml:space="preserve"> Also, when creating the dummy variables keep in mind that </w:t>
+      </w:r>
+      <w:proofErr w:type="spellStart"/>
       <w:r>
         <w:rPr>
-          <w:rStyle w:val="VerbatimChar"/>
+          <w:i/>
+          <w:iCs/>
         </w:rPr>
-        <w:t>white</w:t>
-      </w:r>
-      <w:r>
-        <w:t>)</w:t>
-      </w:r>
-      <w:r>
-        <w:br/>
-      </w:r>
-    </w:p>
-    <w:p>
-      <w:pPr>
-        <w:pStyle w:val="Compact"/>
-        <w:numPr>
-          <w:ilvl w:val="0"/>
-          <w:numId w:val="15"/>
-        </w:numPr>
-      </w:pPr>
-      <w:r>
-        <w:t>Education level Grade 12, no diploma (</w:t>
-      </w:r>
+        <w:t>lfsstat</w:t>
+      </w:r>
+      <w:proofErr w:type="spellEnd"/>
       <w:r>
         <w:rPr>
-          <w:rStyle w:val="VerbatimChar"/>
+          <w:i/>
+          <w:iCs/>
         </w:rPr>
-        <w:t>dropout</w:t>
-      </w:r>
-      <w:r>
-        <w:t>)</w:t>
-      </w:r>
-      <w:r>
-        <w:br/>
-      </w:r>
-    </w:p>
-    <w:p>
-      <w:pPr>
-        <w:pStyle w:val="Compact"/>
-        <w:numPr>
-          <w:ilvl w:val="0"/>
-          <w:numId w:val="15"/>
-        </w:numPr>
-      </w:pPr>
-      <w:r>
-        <w:t>Education level High school diploma (</w:t>
+        <w:t>, educ</w:t>
+      </w:r>
+      <w:r>
+        <w:t xml:space="preserve">, and </w:t>
       </w:r>
       <w:r>
         <w:rPr>
-          <w:rStyle w:val="VerbatimChar"/>
+          <w:i/>
+          <w:iCs/>
         </w:rPr>
-        <w:t>hsdip</w:t>
-      </w:r>
-      <w:r>
-        <w:t>)</w:t>
-      </w:r>
-      <w:r>
-        <w:br/>
-      </w:r>
-    </w:p>
-    <w:p>
-      <w:pPr>
-        <w:pStyle w:val="Compact"/>
-        <w:numPr>
-          <w:ilvl w:val="0"/>
-          <w:numId w:val="15"/>
-        </w:numPr>
-      </w:pPr>
-      <w:r>
-        <w:t>Education level Bachelor’s degree (</w:t>
-      </w:r>
-      <w:r>
-        <w:rPr>
-          <w:rStyle w:val="VerbatimChar"/>
-        </w:rPr>
-        <w:t>ba</w:t>
-      </w:r>
-      <w:r>
-        <w:t>)</w:t>
-      </w:r>
-      <w:r>
-        <w:br/>
-      </w:r>
-    </w:p>
-    <w:p>
-      <w:pPr>
-        <w:pStyle w:val="Compact"/>
-        <w:numPr>
-          <w:ilvl w:val="0"/>
-          <w:numId w:val="15"/>
-        </w:numPr>
-      </w:pPr>
-      <w:r>
-        <w:t>Respondent married (</w:t>
-      </w:r>
-      <w:r>
-        <w:rPr>
-          <w:rStyle w:val="VerbatimChar"/>
-        </w:rPr>
-        <w:t>married</w:t>
-      </w:r>
-      <w:r>
-        <w:t>)</w:t>
-      </w:r>
-    </w:p>
-    <w:p>
-      <w:pPr>
-        <w:pStyle w:val="FirstParagraph"/>
-        <w:ind w:firstLine="240"/>
-      </w:pPr>
-      <w:r>
-        <w:t>Your table should follow this format:</w:t>
-      </w:r>
-    </w:p>
-    <w:tbl>
-      <w:tblPr>
-        <w:tblStyle w:val="Table"/>
-        <w:tblW w:w="5000" w:type="pct"/>
-        <w:tblLook w:val="0020" w:firstRow="1" w:lastRow="0" w:firstColumn="0" w:lastColumn="0" w:noHBand="0" w:noVBand="0"/>
-      </w:tblPr>
-      <w:tblGrid>
-        <w:gridCol w:w="4890"/>
-        <w:gridCol w:w="1112"/>
-        <w:gridCol w:w="1565"/>
-        <w:gridCol w:w="874"/>
-        <w:gridCol w:w="919"/>
-      </w:tblGrid>
-      <w:tr>
-        <w:trPr>
-          <w:cnfStyle w:val="100000000000" w:firstRow="1" w:lastRow="0" w:firstColumn="0" w:lastColumn="0" w:oddVBand="0" w:evenVBand="0" w:oddHBand="0" w:evenHBand="0" w:firstRowFirstColumn="0" w:firstRowLastColumn="0" w:lastRowFirstColumn="0" w:lastRowLastColumn="0"/>
-          <w:tblHeader/>
-        </w:trPr>
-        <w:tc>
-          <w:tcPr>
-            <w:tcW w:w="2612" w:type="pct"/>
-          </w:tcPr>
-          <w:p>
-            <w:pPr>
-              <w:pStyle w:val="Compact"/>
-            </w:pPr>
-            <w:r>
-              <w:t>Variable</w:t>
-            </w:r>
-          </w:p>
-        </w:tc>
-        <w:tc>
-          <w:tcPr>
-            <w:tcW w:w="594" w:type="pct"/>
-          </w:tcPr>
-          <w:p>
-            <w:pPr>
-              <w:pStyle w:val="Compact"/>
-            </w:pPr>
-            <w:r>
-              <w:t>Mean</w:t>
-            </w:r>
-          </w:p>
-        </w:tc>
-        <w:tc>
-          <w:tcPr>
-            <w:tcW w:w="836" w:type="pct"/>
-          </w:tcPr>
-          <w:p>
-            <w:pPr>
-              <w:pStyle w:val="Compact"/>
-            </w:pPr>
-            <w:r>
-              <w:t>Std. Dev.</w:t>
-            </w:r>
-          </w:p>
-        </w:tc>
-        <w:tc>
-          <w:tcPr>
-            <w:tcW w:w="467" w:type="pct"/>
-          </w:tcPr>
-          <w:p>
-            <w:pPr>
-              <w:pStyle w:val="Compact"/>
-            </w:pPr>
-            <w:r>
-              <w:t>Min</w:t>
-            </w:r>
-          </w:p>
-        </w:tc>
-        <w:tc>
-          <w:tcPr>
-            <w:tcW w:w="491" w:type="pct"/>
-          </w:tcPr>
-          <w:p>
-            <w:pPr>
-              <w:pStyle w:val="Compact"/>
-            </w:pPr>
-            <w:r>
-              <w:t>Max</w:t>
-            </w:r>
-          </w:p>
-        </w:tc>
-      </w:tr>
-      <w:tr>
-        <w:tc>
-          <w:tcPr>
-            <w:tcW w:w="2612" w:type="pct"/>
-          </w:tcPr>
-          <w:p>
-            <w:pPr>
-              <w:pStyle w:val="Compact"/>
-            </w:pPr>
-            <w:r>
-              <w:t>Labor Force Participation (%)</w:t>
-            </w:r>
-          </w:p>
-        </w:tc>
-        <w:tc>
-          <w:tcPr>
-            <w:tcW w:w="594" w:type="pct"/>
-          </w:tcPr>
-          <w:p>
-            <w:pPr>
-              <w:pStyle w:val="Compact"/>
-            </w:pPr>
-          </w:p>
-        </w:tc>
-        <w:tc>
-          <w:tcPr>
-            <w:tcW w:w="836" w:type="pct"/>
-          </w:tcPr>
-          <w:p>
-            <w:pPr>
-              <w:pStyle w:val="Compact"/>
-            </w:pPr>
-          </w:p>
-        </w:tc>
-        <w:tc>
-          <w:tcPr>
-            <w:tcW w:w="467" w:type="pct"/>
-          </w:tcPr>
-          <w:p>
-            <w:pPr>
-              <w:pStyle w:val="Compact"/>
-            </w:pPr>
-          </w:p>
-        </w:tc>
-        <w:tc>
-          <w:tcPr>
-            <w:tcW w:w="491" w:type="pct"/>
-          </w:tcPr>
-          <w:p>
-            <w:pPr>
-              <w:pStyle w:val="Compact"/>
-            </w:pPr>
-          </w:p>
-        </w:tc>
-      </w:tr>
-      <w:tr>
-        <w:tc>
-          <w:tcPr>
-            <w:tcW w:w="2612" w:type="pct"/>
-          </w:tcPr>
-          <w:p>
-            <w:pPr>
-              <w:pStyle w:val="Compact"/>
-            </w:pPr>
-            <w:r>
-              <w:t>Unemployment Rate (%)</w:t>
-            </w:r>
-          </w:p>
-        </w:tc>
-        <w:tc>
-          <w:tcPr>
-            <w:tcW w:w="594" w:type="pct"/>
-          </w:tcPr>
-          <w:p>
-            <w:pPr>
-              <w:pStyle w:val="Compact"/>
-            </w:pPr>
-          </w:p>
-        </w:tc>
-        <w:tc>
-          <w:tcPr>
-            <w:tcW w:w="836" w:type="pct"/>
-          </w:tcPr>
-          <w:p>
-            <w:pPr>
-              <w:pStyle w:val="Compact"/>
-            </w:pPr>
-          </w:p>
-        </w:tc>
-        <w:tc>
-          <w:tcPr>
-            <w:tcW w:w="467" w:type="pct"/>
-          </w:tcPr>
-          <w:p>
-            <w:pPr>
-              <w:pStyle w:val="Compact"/>
-            </w:pPr>
-          </w:p>
-        </w:tc>
-        <w:tc>
-          <w:tcPr>
-            <w:tcW w:w="491" w:type="pct"/>
-          </w:tcPr>
-          <w:p>
-            <w:pPr>
-              <w:pStyle w:val="Compact"/>
-            </w:pPr>
-          </w:p>
-        </w:tc>
-      </w:tr>
-      <w:tr>
-        <w:tc>
-          <w:tcPr>
-            <w:tcW w:w="2612" w:type="pct"/>
-          </w:tcPr>
-          <w:p>
-            <w:pPr>
-              <w:pStyle w:val="Compact"/>
-            </w:pPr>
-            <w:r>
-              <w:t>Age</w:t>
-            </w:r>
-          </w:p>
-        </w:tc>
-        <w:tc>
-          <w:tcPr>
-            <w:tcW w:w="594" w:type="pct"/>
-          </w:tcPr>
-          <w:p>
-            <w:pPr>
-              <w:pStyle w:val="Compact"/>
-            </w:pPr>
-          </w:p>
-        </w:tc>
-        <w:tc>
-          <w:tcPr>
-            <w:tcW w:w="836" w:type="pct"/>
-          </w:tcPr>
-          <w:p>
-            <w:pPr>
-              <w:pStyle w:val="Compact"/>
-            </w:pPr>
-          </w:p>
-        </w:tc>
-        <w:tc>
-          <w:tcPr>
-            <w:tcW w:w="467" w:type="pct"/>
-          </w:tcPr>
-          <w:p>
-            <w:pPr>
-              <w:pStyle w:val="Compact"/>
-            </w:pPr>
-          </w:p>
-        </w:tc>
-        <w:tc>
-          <w:tcPr>
-            <w:tcW w:w="491" w:type="pct"/>
-          </w:tcPr>
-          <w:p>
-            <w:pPr>
-              <w:pStyle w:val="Compact"/>
-            </w:pPr>
-          </w:p>
-        </w:tc>
-      </w:tr>
-      <w:tr>
-        <w:tc>
-          <w:tcPr>
-            <w:tcW w:w="2612" w:type="pct"/>
-          </w:tcPr>
-          <w:p>
-            <w:pPr>
-              <w:pStyle w:val="Compact"/>
-            </w:pPr>
-            <w:r>
-              <w:t>White (dummy)</w:t>
-            </w:r>
-          </w:p>
-        </w:tc>
-        <w:tc>
-          <w:tcPr>
-            <w:tcW w:w="594" w:type="pct"/>
-          </w:tcPr>
-          <w:p>
-            <w:pPr>
-              <w:pStyle w:val="Compact"/>
-            </w:pPr>
-          </w:p>
-        </w:tc>
-        <w:tc>
-          <w:tcPr>
-            <w:tcW w:w="836" w:type="pct"/>
-          </w:tcPr>
-          <w:p>
-            <w:pPr>
-              <w:pStyle w:val="Compact"/>
-            </w:pPr>
-          </w:p>
-        </w:tc>
-        <w:tc>
-          <w:tcPr>
-            <w:tcW w:w="467" w:type="pct"/>
-          </w:tcPr>
-          <w:p>
-            <w:pPr>
-              <w:pStyle w:val="Compact"/>
-            </w:pPr>
-          </w:p>
-        </w:tc>
-        <w:tc>
-          <w:tcPr>
-            <w:tcW w:w="491" w:type="pct"/>
-          </w:tcPr>
-          <w:p>
-            <w:pPr>
-              <w:pStyle w:val="Compact"/>
-            </w:pPr>
-          </w:p>
-        </w:tc>
-      </w:tr>
-      <w:tr>
-        <w:tc>
-          <w:tcPr>
-            <w:tcW w:w="2612" w:type="pct"/>
-          </w:tcPr>
-          <w:p>
-            <w:pPr>
-              <w:pStyle w:val="Compact"/>
-            </w:pPr>
-            <w:r>
-              <w:t>Grade 12, no diploma (dummy)</w:t>
-            </w:r>
-          </w:p>
-        </w:tc>
-        <w:tc>
-          <w:tcPr>
-            <w:tcW w:w="594" w:type="pct"/>
-          </w:tcPr>
-          <w:p>
-            <w:pPr>
-              <w:pStyle w:val="Compact"/>
-            </w:pPr>
-          </w:p>
-        </w:tc>
-        <w:tc>
-          <w:tcPr>
-            <w:tcW w:w="836" w:type="pct"/>
-          </w:tcPr>
-          <w:p>
-            <w:pPr>
-              <w:pStyle w:val="Compact"/>
-            </w:pPr>
-          </w:p>
-        </w:tc>
-        <w:tc>
-          <w:tcPr>
-            <w:tcW w:w="467" w:type="pct"/>
-          </w:tcPr>
-          <w:p>
-            <w:pPr>
-              <w:pStyle w:val="Compact"/>
-            </w:pPr>
-          </w:p>
-        </w:tc>
-        <w:tc>
-          <w:tcPr>
-            <w:tcW w:w="491" w:type="pct"/>
-          </w:tcPr>
-          <w:p>
-            <w:pPr>
-              <w:pStyle w:val="Compact"/>
-            </w:pPr>
-          </w:p>
-        </w:tc>
-      </w:tr>
-      <w:tr>
-        <w:tc>
-          <w:tcPr>
-            <w:tcW w:w="2612" w:type="pct"/>
-          </w:tcPr>
-          <w:p>
-            <w:pPr>
-              <w:pStyle w:val="Compact"/>
-            </w:pPr>
-            <w:r>
-              <w:lastRenderedPageBreak/>
-              <w:t>High school diploma (dummy)</w:t>
-            </w:r>
-          </w:p>
-        </w:tc>
-        <w:tc>
-          <w:tcPr>
-            <w:tcW w:w="594" w:type="pct"/>
-          </w:tcPr>
-          <w:p>
-            <w:pPr>
-              <w:pStyle w:val="Compact"/>
-            </w:pPr>
-          </w:p>
-        </w:tc>
-        <w:tc>
-          <w:tcPr>
-            <w:tcW w:w="836" w:type="pct"/>
-          </w:tcPr>
-          <w:p>
-            <w:pPr>
-              <w:pStyle w:val="Compact"/>
-            </w:pPr>
-          </w:p>
-        </w:tc>
-        <w:tc>
-          <w:tcPr>
-            <w:tcW w:w="467" w:type="pct"/>
-          </w:tcPr>
-          <w:p>
-            <w:pPr>
-              <w:pStyle w:val="Compact"/>
-            </w:pPr>
-          </w:p>
-        </w:tc>
-        <w:tc>
-          <w:tcPr>
-            <w:tcW w:w="491" w:type="pct"/>
-          </w:tcPr>
-          <w:p>
-            <w:pPr>
-              <w:pStyle w:val="Compact"/>
-            </w:pPr>
-          </w:p>
-        </w:tc>
-      </w:tr>
-      <w:tr>
-        <w:tc>
-          <w:tcPr>
-            <w:tcW w:w="2612" w:type="pct"/>
-          </w:tcPr>
-          <w:p>
-            <w:pPr>
-              <w:pStyle w:val="Compact"/>
-            </w:pPr>
-            <w:r>
-              <w:t>Bachelor’s degree (dummy)</w:t>
-            </w:r>
-          </w:p>
-        </w:tc>
-        <w:tc>
-          <w:tcPr>
-            <w:tcW w:w="594" w:type="pct"/>
-          </w:tcPr>
-          <w:p>
-            <w:pPr>
-              <w:pStyle w:val="Compact"/>
-            </w:pPr>
-          </w:p>
-        </w:tc>
-        <w:tc>
-          <w:tcPr>
-            <w:tcW w:w="836" w:type="pct"/>
-          </w:tcPr>
-          <w:p>
-            <w:pPr>
-              <w:pStyle w:val="Compact"/>
-            </w:pPr>
-          </w:p>
-        </w:tc>
-        <w:tc>
-          <w:tcPr>
-            <w:tcW w:w="467" w:type="pct"/>
-          </w:tcPr>
-          <w:p>
-            <w:pPr>
-              <w:pStyle w:val="Compact"/>
-            </w:pPr>
-          </w:p>
-        </w:tc>
-        <w:tc>
-          <w:tcPr>
-            <w:tcW w:w="491" w:type="pct"/>
-          </w:tcPr>
-          <w:p>
-            <w:pPr>
-              <w:pStyle w:val="Compact"/>
-            </w:pPr>
-          </w:p>
-        </w:tc>
-      </w:tr>
-      <w:tr>
-        <w:tc>
-          <w:tcPr>
-            <w:tcW w:w="2612" w:type="pct"/>
-          </w:tcPr>
-          <w:p>
-            <w:pPr>
-              <w:pStyle w:val="Compact"/>
-            </w:pPr>
-            <w:r>
-              <w:t>Married (dummy)</w:t>
-            </w:r>
-          </w:p>
-        </w:tc>
-        <w:tc>
-          <w:tcPr>
-            <w:tcW w:w="594" w:type="pct"/>
-          </w:tcPr>
-          <w:p>
-            <w:pPr>
-              <w:pStyle w:val="Compact"/>
-            </w:pPr>
-          </w:p>
-        </w:tc>
-        <w:tc>
-          <w:tcPr>
-            <w:tcW w:w="836" w:type="pct"/>
-          </w:tcPr>
-          <w:p>
-            <w:pPr>
-              <w:pStyle w:val="Compact"/>
-            </w:pPr>
-          </w:p>
-        </w:tc>
-        <w:tc>
-          <w:tcPr>
-            <w:tcW w:w="467" w:type="pct"/>
-          </w:tcPr>
-          <w:p>
-            <w:pPr>
-              <w:pStyle w:val="Compact"/>
-            </w:pPr>
-          </w:p>
-        </w:tc>
-        <w:tc>
-          <w:tcPr>
-            <w:tcW w:w="491" w:type="pct"/>
-          </w:tcPr>
-          <w:p>
-            <w:pPr>
-              <w:pStyle w:val="Compact"/>
-            </w:pPr>
-          </w:p>
-        </w:tc>
-      </w:tr>
-    </w:tbl>
-    <w:p>
-      <w:pPr>
-        <w:pStyle w:val="BodyText"/>
-        <w:ind w:firstLine="480"/>
-      </w:pPr>
-      <w:r>
-        <w:t>Comment on the results.</w:t>
+        <w:t>age_12</w:t>
+      </w:r>
+      <w:r>
+        <w:t xml:space="preserve"> are all numerical with value labels, not strings.  </w:t>
       </w:r>
     </w:p>
     <w:p>
@@ -907,174 +459,9 @@
         </w:numPr>
       </w:pPr>
       <w:r>
-        <w:t>Focus on women with young children at home (</w:t>
-      </w:r>
-      <m:oMath>
-        <m:r>
-          <w:rPr>
-            <w:rFonts w:ascii="Cambria Math" w:hAnsi="Cambria Math"/>
-          </w:rPr>
-          <m:t>sage</m:t>
-        </m:r>
-        <m:r>
-          <m:rPr>
-            <m:sty m:val="p"/>
-          </m:rPr>
-          <w:rPr>
-            <w:rFonts w:ascii="Cambria Math" w:hAnsi="Cambria Math"/>
-          </w:rPr>
-          <m:t>_</m:t>
-        </m:r>
-        <m:r>
-          <w:rPr>
-            <w:rFonts w:ascii="Cambria Math" w:hAnsi="Cambria Math"/>
-          </w:rPr>
-          <m:t>kid</m:t>
-        </m:r>
-        <m:r>
-          <m:rPr>
-            <m:sty m:val="p"/>
-          </m:rPr>
-          <w:rPr>
-            <w:rFonts w:ascii="Cambria Math" w:hAnsi="Cambria Math"/>
-          </w:rPr>
-          <m:t>=</m:t>
-        </m:r>
-        <m:r>
-          <w:rPr>
-            <w:rFonts w:ascii="Cambria Math" w:hAnsi="Cambria Math"/>
-          </w:rPr>
-          <m:t>1</m:t>
-        </m:r>
-      </m:oMath>
-      <w:r>
-        <w:t xml:space="preserve">). Compare the means of labour force participation and unemployment during COVID-19 (March 2020 and later, </w:t>
-      </w:r>
-      <m:oMath>
-        <m:r>
-          <w:rPr>
-            <w:rFonts w:ascii="Cambria Math" w:hAnsi="Cambria Math"/>
-          </w:rPr>
-          <m:t>post</m:t>
-        </m:r>
-        <m:r>
-          <m:rPr>
-            <m:sty m:val="p"/>
-          </m:rPr>
-          <w:rPr>
-            <w:rFonts w:ascii="Cambria Math" w:hAnsi="Cambria Math"/>
-          </w:rPr>
-          <m:t>=</m:t>
-        </m:r>
-        <m:r>
-          <w:rPr>
-            <w:rFonts w:ascii="Cambria Math" w:hAnsi="Cambria Math"/>
-          </w:rPr>
-          <m:t>1</m:t>
-        </m:r>
-      </m:oMath>
-      <w:r>
-        <w:t xml:space="preserve">) to the means before COVID-19 (prior to March 2020, </w:t>
-      </w:r>
-      <m:oMath>
-        <m:r>
-          <w:rPr>
-            <w:rFonts w:ascii="Cambria Math" w:hAnsi="Cambria Math"/>
-          </w:rPr>
-          <m:t>post</m:t>
-        </m:r>
-        <m:r>
-          <m:rPr>
-            <m:sty m:val="p"/>
-          </m:rPr>
-          <w:rPr>
-            <w:rFonts w:ascii="Cambria Math" w:hAnsi="Cambria Math"/>
-          </w:rPr>
-          <m:t>=</m:t>
-        </m:r>
-        <m:r>
-          <w:rPr>
-            <w:rFonts w:ascii="Cambria Math" w:hAnsi="Cambria Math"/>
-          </w:rPr>
-          <m:t>0</m:t>
-        </m:r>
-      </m:oMath>
-      <w:r>
-        <w:t>). Describe the results. One of the effects of covid is that when the pandemic started many child cares were closed, which substantially reduced the number of children in child care. Is comparing the means of these labour market variables during covid versus before covid a good way to estimate the child care effect? Explain why or why not.</w:t>
-      </w:r>
-    </w:p>
-    <w:p>
-      <w:pPr>
-        <w:numPr>
-          <w:ilvl w:val="0"/>
-          <w:numId w:val="16"/>
-        </w:numPr>
-      </w:pPr>
-      <w:r>
-        <w:t xml:space="preserve">Repeat the same exercise as (2), but for women </w:t>
-      </w:r>
-      <w:r>
-        <w:rPr>
-          <w:i/>
-          <w:iCs/>
-        </w:rPr>
-        <w:t>without</w:t>
-      </w:r>
-      <w:r>
-        <w:t xml:space="preserve"> young children at home (</w:t>
-      </w:r>
-      <m:oMath>
-        <m:r>
-          <w:rPr>
-            <w:rFonts w:ascii="Cambria Math" w:hAnsi="Cambria Math"/>
-          </w:rPr>
-          <m:t>sage</m:t>
-        </m:r>
-        <m:r>
-          <m:rPr>
-            <m:sty m:val="p"/>
-          </m:rPr>
-          <w:rPr>
-            <w:rFonts w:ascii="Cambria Math" w:hAnsi="Cambria Math"/>
-          </w:rPr>
-          <m:t>_</m:t>
-        </m:r>
-        <m:r>
-          <w:rPr>
-            <w:rFonts w:ascii="Cambria Math" w:hAnsi="Cambria Math"/>
-          </w:rPr>
-          <m:t>kid</m:t>
-        </m:r>
-        <m:r>
-          <m:rPr>
-            <m:sty m:val="p"/>
-          </m:rPr>
-          <w:rPr>
-            <w:rFonts w:ascii="Cambria Math" w:hAnsi="Cambria Math"/>
-          </w:rPr>
-          <m:t>=</m:t>
-        </m:r>
-        <m:r>
-          <w:rPr>
-            <w:rFonts w:ascii="Cambria Math" w:hAnsi="Cambria Math"/>
-          </w:rPr>
-          <m:t>0</m:t>
-        </m:r>
-      </m:oMath>
-      <w:r>
-        <w:t>). What does this suggest about the ability to tell the effect of child care closures on mothers with young children by simply comparing means before and after covid?</w:t>
-      </w:r>
-    </w:p>
-    <w:p>
-      <w:pPr>
-        <w:numPr>
-          <w:ilvl w:val="0"/>
-          <w:numId w:val="16"/>
-        </w:numPr>
-      </w:pPr>
-      <w:r>
         <w:t xml:space="preserve">Save the data to a file called </w:t>
       </w:r>
+      <w:proofErr w:type="spellStart"/>
       <w:r>
         <w:rPr>
           <w:b/>
@@ -1082,8 +469,23 @@
         </w:rPr>
         <w:t>temp.dta</w:t>
       </w:r>
-      <w:r>
-        <w:t xml:space="preserve"> in the same directory as your dofile and original data file. Then use the </w:t>
+      <w:proofErr w:type="spellEnd"/>
+      <w:r>
+        <w:t xml:space="preserve"> in the same directory as your </w:t>
+      </w:r>
+      <w:proofErr w:type="spellStart"/>
+      <w:r>
+        <w:t>dofile</w:t>
+      </w:r>
+      <w:proofErr w:type="spellEnd"/>
+      <w:r>
+        <w:t xml:space="preserve"> and original data file. Keep only people aged 30-39</w:t>
+      </w:r>
+      <w:r>
+        <w:t xml:space="preserve"> (i.e. age3039 == 1)</w:t>
+      </w:r>
+      <w:r>
+        <w:t xml:space="preserve">, then use the </w:t>
       </w:r>
       <w:r>
         <w:rPr>
@@ -1093,71 +495,64 @@
         <w:t>collapse</w:t>
       </w:r>
       <w:r>
-        <w:t xml:space="preserve"> command to create a dataset with the average of labour force participation by year/month (</w:t>
-      </w:r>
-      <m:oMath>
-        <m:r>
-          <w:rPr>
-            <w:rFonts w:ascii="Cambria Math" w:hAnsi="Cambria Math"/>
-          </w:rPr>
-          <m:t>period</m:t>
-        </m:r>
-      </m:oMath>
-      <w:r>
-        <w:t xml:space="preserve">) and whether they have children at home. Plot the monthly labor force participation rate separately for women with young children and without. You can do this using the </w:t>
+        <w:t xml:space="preserve"> command to create a dataset with the average of </w:t>
+      </w:r>
+      <w:proofErr w:type="spellStart"/>
+      <w:r>
+        <w:t>labour</w:t>
+      </w:r>
+      <w:proofErr w:type="spellEnd"/>
+      <w:r>
+        <w:t xml:space="preserve"> force participation by education level (</w:t>
+      </w:r>
+      <w:r>
+        <w:rPr>
+          <w:i/>
+          <w:iCs/>
+        </w:rPr>
+        <w:t>educ</w:t>
+      </w:r>
+      <w:r>
+        <w:t>).</w:t>
+      </w:r>
+      <w:r>
+        <w:t xml:space="preserve">  Then create a bar chart showing the </w:t>
+      </w:r>
+      <w:proofErr w:type="spellStart"/>
+      <w:r>
+        <w:t>labour</w:t>
+      </w:r>
+      <w:proofErr w:type="spellEnd"/>
+      <w:r>
+        <w:t xml:space="preserve"> force participation rate across education level using the </w:t>
       </w:r>
       <w:r>
         <w:rPr>
           <w:b/>
           <w:bCs/>
         </w:rPr>
-        <w:t>twoway line</w:t>
-      </w:r>
-      <w:r>
-        <w:t xml:space="preserve"> command, noting that to plot two graphs together with the same variable on the horizontal axis you could type </w:t>
+        <w:t>graph bar</w:t>
+      </w:r>
+      <w:r>
+        <w:t xml:space="preserve"> command.  If you wanted to create a bar graph of variable y across levels of x, you could type </w:t>
       </w:r>
       <w:r>
         <w:rPr>
           <w:b/>
           <w:bCs/>
         </w:rPr>
-        <w:t>twoway (line y x) (line z x)</w:t>
-      </w:r>
-      <w:r>
-        <w:t>. The difference-in-differences approach measures the effect of a policy by comparing the change from before to after the intervention in an outcome for a group affected by the policy to the corresponding before–after change for a group not affected. In this case, the intervention of interest is the closure of child care centers in March 2020 and beyond. A key assumption behind this method is that, before the policy change, the two groups follow parallel trends in the outcome variable. In other words, absent the policy, the two groups would have continued to evolve in the same way. Does the evidence suggest that this parallel trends assumption is satisfied here? Explain.</w:t>
-      </w:r>
-    </w:p>
-    <w:p>
-      <w:pPr>
-        <w:numPr>
-          <w:ilvl w:val="0"/>
-          <w:numId w:val="16"/>
-        </w:numPr>
-      </w:pPr>
-      <w:r>
-        <w:t xml:space="preserve">Open </w:t>
-      </w:r>
-      <w:r>
-        <w:rPr>
-          <w:b/>
-          <w:bCs/>
-        </w:rPr>
-        <w:t>temp.dta.</w:t>
-      </w:r>
-      <w:r>
-        <w:t xml:space="preserve"> Repeat the exercise in question (4), but create one graph for women who have a bachelors degree, and another for high school dropouts. Are there any notable differences in the trends for these two education groups? Explain.</w:t>
-      </w:r>
-    </w:p>
-    <w:p>
-      <w:pPr>
-        <w:numPr>
-          <w:ilvl w:val="0"/>
-          <w:numId w:val="16"/>
-        </w:numPr>
-      </w:pPr>
-      <w:r>
-        <w:t xml:space="preserve">Open </w:t>
-      </w:r>
+        <w:t>graph bar y, over(x)</w:t>
+      </w:r>
+      <w:r>
+        <w:t xml:space="preserve">. </w:t>
+      </w:r>
+      <w:r>
+        <w:t xml:space="preserve"> </w:t>
+      </w:r>
+      <w:r>
+        <w:t xml:space="preserve">What does this suggest about the relationship between education and participation? Reload the data opening </w:t>
+      </w:r>
+      <w:proofErr w:type="spellStart"/>
       <w:r>
         <w:rPr>
           <w:b/>
@@ -1165,23 +560,89 @@
         </w:rPr>
         <w:t>temp.dta</w:t>
       </w:r>
-      <w:r>
-        <w:t xml:space="preserve"> once again</w:t>
+      <w:proofErr w:type="spellEnd"/>
+      <w:r>
+        <w:t>.</w:t>
+      </w:r>
+    </w:p>
+    <w:p>
+      <w:pPr>
+        <w:numPr>
+          <w:ilvl w:val="0"/>
+          <w:numId w:val="16"/>
+        </w:numPr>
+      </w:pPr>
+      <w:r>
+        <w:t>Create a box plot of actual hours worked per week at all jobs</w:t>
+      </w:r>
+      <w:r>
+        <w:t xml:space="preserve"> (</w:t>
+      </w:r>
+      <w:proofErr w:type="spellStart"/>
+      <w:r>
+        <w:rPr>
+          <w:i/>
+          <w:iCs/>
+        </w:rPr>
+        <w:t>atothrs</w:t>
+      </w:r>
+      <w:proofErr w:type="spellEnd"/>
+      <w:r>
+        <w:t>)</w:t>
+      </w:r>
+      <w:r>
+        <w:t xml:space="preserve"> across </w:t>
+      </w:r>
+      <w:r>
+        <w:t xml:space="preserve">education levels using the </w:t>
       </w:r>
       <w:r>
         <w:rPr>
           <w:b/>
           <w:bCs/>
         </w:rPr>
-        <w:t>.</w:t>
-      </w:r>
-      <w:r>
-        <w:t xml:space="preserve"> Estimate the regression:</w:t>
+        <w:t>graph box</w:t>
+      </w:r>
+      <w:r>
+        <w:t xml:space="preserve"> command.  If you wanted to create a box plot of variable y across levels of x, you could type </w:t>
+      </w:r>
+      <w:r>
+        <w:rPr>
+          <w:b/>
+          <w:bCs/>
+        </w:rPr>
+        <w:t xml:space="preserve">graph box y, over(x) </w:t>
+      </w:r>
+      <w:proofErr w:type="spellStart"/>
+      <w:r>
+        <w:rPr>
+          <w:b/>
+          <w:bCs/>
+        </w:rPr>
+        <w:t>nooutsides</w:t>
+      </w:r>
+      <w:proofErr w:type="spellEnd"/>
+      <w:r>
+        <w:t>.  Discuss the results.</w:t>
       </w:r>
     </w:p>
     <w:p>
       <w:pPr>
+        <w:numPr>
+          <w:ilvl w:val="0"/>
+          <w:numId w:val="16"/>
+        </w:numPr>
+      </w:pPr>
+      <w:r>
+        <w:t>Estimate the regression:</w:t>
+      </w:r>
+    </w:p>
+    <w:p>
+      <w:pPr>
         <w:pStyle w:val="FirstParagraph"/>
+        <w:rPr>
+          <w:rFonts w:eastAsiaTheme="minorEastAsia"/>
+        </w:rPr>
       </w:pPr>
       <m:oMathPara>
         <m:oMathParaPr>
@@ -1192,13 +653,14 @@
             <w:rPr>
               <w:rFonts w:ascii="Cambria Math" w:hAnsi="Cambria Math"/>
             </w:rPr>
-            <m:t>lf</m:t>
+            <m:t>lforc</m:t>
           </m:r>
           <m:sSub>
             <m:sSubPr>
               <m:ctrlPr>
                 <w:rPr>
                   <w:rFonts w:ascii="Cambria Math" w:hAnsi="Cambria Math"/>
+                  <w:i/>
                 </w:rPr>
               </m:ctrlPr>
             </m:sSubPr>
@@ -1207,7 +669,7 @@
                 <w:rPr>
                   <w:rFonts w:ascii="Cambria Math" w:hAnsi="Cambria Math"/>
                 </w:rPr>
-                <m:t>p</m:t>
+                <m:t>e</m:t>
               </m:r>
             </m:e>
             <m:sub>
@@ -1272,13 +734,14 @@
             <w:rPr>
               <w:rFonts w:ascii="Cambria Math" w:hAnsi="Cambria Math"/>
             </w:rPr>
-            <m:t>pos</m:t>
+            <m:t>dropou</m:t>
           </m:r>
           <m:sSub>
             <m:sSubPr>
               <m:ctrlPr>
                 <w:rPr>
                   <w:rFonts w:ascii="Cambria Math" w:hAnsi="Cambria Math"/>
+                  <w:i/>
                 </w:rPr>
               </m:ctrlPr>
             </m:sSubPr>
@@ -1300,9 +763,6 @@
             </m:sub>
           </m:sSub>
           <m:r>
-            <m:rPr>
-              <m:sty m:val="p"/>
-            </m:rPr>
             <w:rPr>
               <w:rFonts w:ascii="Cambria Math" w:hAnsi="Cambria Math"/>
             </w:rPr>
@@ -1313,6 +773,7 @@
               <m:ctrlPr>
                 <w:rPr>
                   <w:rFonts w:ascii="Cambria Math" w:hAnsi="Cambria Math"/>
+                  <w:i/>
                 </w:rPr>
               </m:ctrlPr>
             </m:sSubPr>
@@ -1337,28 +798,14 @@
             <w:rPr>
               <w:rFonts w:ascii="Cambria Math" w:hAnsi="Cambria Math"/>
             </w:rPr>
-            <m:t>sage</m:t>
-          </m:r>
-          <m:r>
-            <m:rPr>
-              <m:sty m:val="p"/>
-            </m:rPr>
-            <w:rPr>
-              <w:rFonts w:ascii="Cambria Math" w:hAnsi="Cambria Math"/>
-            </w:rPr>
-            <m:t>_</m:t>
-          </m:r>
-          <m:r>
-            <w:rPr>
-              <w:rFonts w:ascii="Cambria Math" w:hAnsi="Cambria Math"/>
-            </w:rPr>
-            <m:t>ki</m:t>
+            <m:t>somep</m:t>
           </m:r>
           <m:sSub>
             <m:sSubPr>
               <m:ctrlPr>
                 <w:rPr>
                   <w:rFonts w:ascii="Cambria Math" w:hAnsi="Cambria Math"/>
+                  <w:i/>
                 </w:rPr>
               </m:ctrlPr>
             </m:sSubPr>
@@ -1367,7 +814,7 @@
                 <w:rPr>
                   <w:rFonts w:ascii="Cambria Math" w:hAnsi="Cambria Math"/>
                 </w:rPr>
-                <m:t>d</m:t>
+                <m:t>s</m:t>
               </m:r>
             </m:e>
             <m:sub>
@@ -1380,9 +827,6 @@
             </m:sub>
           </m:sSub>
           <m:r>
-            <m:rPr>
-              <m:sty m:val="p"/>
-            </m:rPr>
             <w:rPr>
               <w:rFonts w:ascii="Cambria Math" w:hAnsi="Cambria Math"/>
             </w:rPr>
@@ -1393,6 +837,7 @@
               <m:ctrlPr>
                 <w:rPr>
                   <w:rFonts w:ascii="Cambria Math" w:hAnsi="Cambria Math"/>
+                  <w:i/>
                 </w:rPr>
               </m:ctrlPr>
             </m:sSubPr>
@@ -1413,111 +858,215 @@
               </m:r>
             </m:sub>
           </m:sSub>
-          <m:d>
-            <m:dPr>
+          <m:r>
+            <w:rPr>
+              <w:rFonts w:ascii="Cambria Math" w:hAnsi="Cambria Math"/>
+            </w:rPr>
+            <m:t>b</m:t>
+          </m:r>
+          <m:sSub>
+            <m:sSubPr>
               <m:ctrlPr>
                 <w:rPr>
                   <w:rFonts w:ascii="Cambria Math" w:hAnsi="Cambria Math"/>
+                  <w:i/>
                 </w:rPr>
               </m:ctrlPr>
-            </m:dPr>
+            </m:sSubPr>
             <m:e>
               <m:r>
                 <w:rPr>
                   <w:rFonts w:ascii="Cambria Math" w:hAnsi="Cambria Math"/>
                 </w:rPr>
-                <m:t>pos</m:t>
+                <m:t>a</m:t>
               </m:r>
-              <m:sSub>
-                <m:sSubPr>
-                  <m:ctrlPr>
-                    <w:rPr>
-                      <w:rFonts w:ascii="Cambria Math" w:hAnsi="Cambria Math"/>
-                    </w:rPr>
-                  </m:ctrlPr>
-                </m:sSubPr>
-                <m:e>
-                  <m:r>
-                    <w:rPr>
-                      <w:rFonts w:ascii="Cambria Math" w:hAnsi="Cambria Math"/>
-                    </w:rPr>
-                    <m:t>t</m:t>
-                  </m:r>
-                </m:e>
-                <m:sub>
-                  <m:r>
-                    <w:rPr>
-                      <w:rFonts w:ascii="Cambria Math" w:hAnsi="Cambria Math"/>
-                    </w:rPr>
-                    <m:t>i</m:t>
-                  </m:r>
-                </m:sub>
-              </m:sSub>
-              <m:r>
-                <m:rPr>
-                  <m:sty m:val="p"/>
-                </m:rPr>
-                <w:rPr>
-                  <w:rFonts w:ascii="Cambria Math" w:hAnsi="Cambria Math"/>
-                </w:rPr>
-                <m:t>×</m:t>
-              </m:r>
+            </m:e>
+            <m:sub>
               <m:r>
                 <w:rPr>
                   <w:rFonts w:ascii="Cambria Math" w:hAnsi="Cambria Math"/>
                 </w:rPr>
-                <m:t>sage</m:t>
+                <m:t>i</m:t>
               </m:r>
-              <m:r>
-                <m:rPr>
-                  <m:sty m:val="p"/>
-                </m:rPr>
+            </m:sub>
+          </m:sSub>
+        </m:oMath>
+      </m:oMathPara>
+    </w:p>
+    <w:p>
+      <w:pPr>
+        <w:pStyle w:val="FirstParagraph"/>
+      </w:pPr>
+      <m:oMathPara>
+        <m:oMathParaPr>
+          <m:jc m:val="center"/>
+        </m:oMathParaPr>
+        <m:oMath>
+          <m:r>
+            <w:rPr>
+              <w:rFonts w:ascii="Cambria Math" w:hAnsi="Cambria Math"/>
+            </w:rPr>
+            <m:t xml:space="preserve">+ </m:t>
+          </m:r>
+          <m:sSub>
+            <m:sSubPr>
+              <m:ctrlPr>
                 <w:rPr>
                   <w:rFonts w:ascii="Cambria Math" w:hAnsi="Cambria Math"/>
+                  <w:i/>
                 </w:rPr>
-                <m:t>_</m:t>
-              </m:r>
+              </m:ctrlPr>
+            </m:sSubPr>
+            <m:e>
               <m:r>
                 <w:rPr>
                   <w:rFonts w:ascii="Cambria Math" w:hAnsi="Cambria Math"/>
                 </w:rPr>
-                <m:t>ki</m:t>
+                <m:t>β</m:t>
               </m:r>
-              <m:sSub>
-                <m:sSubPr>
-                  <m:ctrlPr>
-                    <w:rPr>
-                      <w:rFonts w:ascii="Cambria Math" w:hAnsi="Cambria Math"/>
-                    </w:rPr>
-                  </m:ctrlPr>
-                </m:sSubPr>
-                <m:e>
-                  <m:r>
-                    <w:rPr>
-                      <w:rFonts w:ascii="Cambria Math" w:hAnsi="Cambria Math"/>
-                    </w:rPr>
-                    <m:t>d</m:t>
-                  </m:r>
-                </m:e>
-                <m:sub>
-                  <m:r>
-                    <w:rPr>
-                      <w:rFonts w:ascii="Cambria Math" w:hAnsi="Cambria Math"/>
-                    </w:rPr>
-                    <m:t>i</m:t>
-                  </m:r>
-                </m:sub>
-              </m:sSub>
             </m:e>
-          </m:d>
+            <m:sub>
+              <m:r>
+                <w:rPr>
+                  <w:rFonts w:ascii="Cambria Math" w:hAnsi="Cambria Math"/>
+                </w:rPr>
+                <m:t>4</m:t>
+              </m:r>
+            </m:sub>
+          </m:sSub>
           <m:r>
-            <m:rPr>
-              <m:sty m:val="p"/>
-            </m:rPr>
+            <w:rPr>
+              <w:rFonts w:ascii="Cambria Math" w:hAnsi="Cambria Math"/>
+            </w:rPr>
+            <m:t>age</m:t>
+          </m:r>
+          <m:sSub>
+            <m:sSubPr>
+              <m:ctrlPr>
+                <w:rPr>
+                  <w:rFonts w:ascii="Cambria Math" w:hAnsi="Cambria Math"/>
+                  <w:i/>
+                </w:rPr>
+              </m:ctrlPr>
+            </m:sSubPr>
+            <m:e>
+              <m:r>
+                <w:rPr>
+                  <w:rFonts w:ascii="Cambria Math" w:hAnsi="Cambria Math"/>
+                </w:rPr>
+                <m:t>4049</m:t>
+              </m:r>
+            </m:e>
+            <m:sub>
+              <m:r>
+                <w:rPr>
+                  <w:rFonts w:ascii="Cambria Math" w:hAnsi="Cambria Math"/>
+                </w:rPr>
+                <m:t>i</m:t>
+              </m:r>
+            </m:sub>
+          </m:sSub>
+          <m:r>
             <w:rPr>
               <w:rFonts w:ascii="Cambria Math" w:hAnsi="Cambria Math"/>
             </w:rPr>
             <m:t>+</m:t>
+          </m:r>
+          <m:sSub>
+            <m:sSubPr>
+              <m:ctrlPr>
+                <w:rPr>
+                  <w:rFonts w:ascii="Cambria Math" w:hAnsi="Cambria Math"/>
+                  <w:i/>
+                </w:rPr>
+              </m:ctrlPr>
+            </m:sSubPr>
+            <m:e>
+              <m:r>
+                <w:rPr>
+                  <w:rFonts w:ascii="Cambria Math" w:hAnsi="Cambria Math"/>
+                </w:rPr>
+                <m:t>β</m:t>
+              </m:r>
+            </m:e>
+            <m:sub>
+              <m:r>
+                <w:rPr>
+                  <w:rFonts w:ascii="Cambria Math" w:hAnsi="Cambria Math"/>
+                </w:rPr>
+                <m:t>5</m:t>
+              </m:r>
+            </m:sub>
+          </m:sSub>
+          <m:r>
+            <w:rPr>
+              <w:rFonts w:ascii="Cambria Math" w:hAnsi="Cambria Math"/>
+            </w:rPr>
+            <m:t>age</m:t>
+          </m:r>
+          <m:sSub>
+            <m:sSubPr>
+              <m:ctrlPr>
+                <w:rPr>
+                  <w:rFonts w:ascii="Cambria Math" w:hAnsi="Cambria Math"/>
+                  <w:i/>
+                </w:rPr>
+              </m:ctrlPr>
+            </m:sSubPr>
+            <m:e>
+              <m:r>
+                <w:rPr>
+                  <w:rFonts w:ascii="Cambria Math" w:hAnsi="Cambria Math"/>
+                </w:rPr>
+                <m:t>5059</m:t>
+              </m:r>
+            </m:e>
+            <m:sub>
+              <m:r>
+                <w:rPr>
+                  <w:rFonts w:ascii="Cambria Math" w:hAnsi="Cambria Math"/>
+                </w:rPr>
+                <m:t>i</m:t>
+              </m:r>
+            </m:sub>
+          </m:sSub>
+          <m:r>
+            <w:rPr>
+              <w:rFonts w:ascii="Cambria Math" w:hAnsi="Cambria Math"/>
+            </w:rPr>
+            <m:t>+</m:t>
+          </m:r>
+          <m:sSub>
+            <m:sSubPr>
+              <m:ctrlPr>
+                <w:rPr>
+                  <w:rFonts w:ascii="Cambria Math" w:hAnsi="Cambria Math"/>
+                  <w:i/>
+                </w:rPr>
+              </m:ctrlPr>
+            </m:sSubPr>
+            <m:e>
+              <m:r>
+                <w:rPr>
+                  <w:rFonts w:ascii="Cambria Math" w:hAnsi="Cambria Math"/>
+                </w:rPr>
+                <m:t>β</m:t>
+              </m:r>
+            </m:e>
+            <m:sub>
+              <m:r>
+                <w:rPr>
+                  <w:rFonts w:ascii="Cambria Math" w:hAnsi="Cambria Math"/>
+                </w:rPr>
+                <m:t>6</m:t>
+              </m:r>
+            </m:sub>
+          </m:sSub>
+          <m:r>
+            <w:rPr>
+              <w:rFonts w:ascii="Cambria Math" w:hAnsi="Cambria Math"/>
+            </w:rPr>
+            <m:t>age60p+</m:t>
           </m:r>
           <m:sSub>
             <m:sSubPr>
@@ -1553,89 +1102,67 @@
         <w:ind w:left="480"/>
       </w:pPr>
       <w:r>
-        <w:t xml:space="preserve">Interpret the results of this regression. If you are unfamiliar with the interpretation of coefficients of a difference in differences regression model, you can read about it here: </w:t>
-      </w:r>
-      <w:hyperlink r:id="rId5" w:history="1">
-        <w:r>
-          <w:rPr>
-            <w:rStyle w:val="Hyperlink"/>
-          </w:rPr>
-          <w:t>https://www.publichealth.columbia.edu/research/population-health-methods/difference-difference-esti</w:t>
-        </w:r>
-        <w:r>
-          <w:rPr>
-            <w:rStyle w:val="Hyperlink"/>
-          </w:rPr>
-          <w:t>m</w:t>
-        </w:r>
-        <w:r>
-          <w:rPr>
-            <w:rStyle w:val="Hyperlink"/>
-          </w:rPr>
-          <w:t>ation</w:t>
-        </w:r>
-      </w:hyperlink>
-      <w:r>
-        <w:t>.</w:t>
+        <w:lastRenderedPageBreak/>
+        <w:t xml:space="preserve">Interpret the results of this regression. </w:t>
+      </w:r>
+      <w:r>
+        <w:t>Review your econometrics notes on how to interpret coefficients on dummy variables in a regression.</w:t>
       </w:r>
     </w:p>
     <w:p>
       <w:pPr>
+        <w:pStyle w:val="BodyText"/>
         <w:numPr>
           <w:ilvl w:val="0"/>
-          <w:numId w:val="17"/>
+          <w:numId w:val="16"/>
         </w:numPr>
       </w:pPr>
       <w:r>
-        <w:t>Repeat the regression from question (6), but add controls for age (</w:t>
-      </w:r>
-      <w:r>
-        <w:rPr>
-          <w:rStyle w:val="VerbatimChar"/>
-        </w:rPr>
-        <w:t>age</w:t>
-      </w:r>
-      <w:r>
-        <w:t>), education (</w:t>
-      </w:r>
-      <w:r>
-        <w:rPr>
-          <w:rStyle w:val="VerbatimChar"/>
-        </w:rPr>
-        <w:t>educ</w:t>
-      </w:r>
-      <w:r>
-        <w:t>), race (</w:t>
-      </w:r>
-      <w:r>
-        <w:rPr>
-          <w:rStyle w:val="VerbatimChar"/>
-        </w:rPr>
-        <w:t>race</w:t>
-      </w:r>
-      <w:r>
-        <w:t>), and marital status (</w:t>
-      </w:r>
-      <w:r>
-        <w:rPr>
-          <w:rStyle w:val="VerbatimChar"/>
-        </w:rPr>
-        <w:t>married</w:t>
-      </w:r>
-      <w:r>
-        <w:t>). Interpret the coefficient on the interaction term. How does it compare to the estimate from question (6)? Explain why they might be different. Note that some of these controls might be categorical variables.</w:t>
+        <w:t xml:space="preserve">Comment on whether you think the relationship between education and </w:t>
+      </w:r>
+      <w:proofErr w:type="spellStart"/>
+      <w:r>
+        <w:t>labour</w:t>
+      </w:r>
+      <w:proofErr w:type="spellEnd"/>
+      <w:r>
+        <w:t xml:space="preserve"> force participation you estimated in (4) is causal (i.e. differences in levels of schooling cause changes in </w:t>
+      </w:r>
+      <w:proofErr w:type="spellStart"/>
+      <w:r>
+        <w:t>labour</w:t>
+      </w:r>
+      <w:proofErr w:type="spellEnd"/>
+      <w:r>
+        <w:t xml:space="preserve"> force participation or </w:t>
+      </w:r>
+      <w:r>
+        <w:t xml:space="preserve">primarily </w:t>
+      </w:r>
+      <w:r>
+        <w:t xml:space="preserve">correlational (i.e. schooling is related to </w:t>
+      </w:r>
+      <w:proofErr w:type="spellStart"/>
+      <w:r>
+        <w:t>labour</w:t>
+      </w:r>
+      <w:proofErr w:type="spellEnd"/>
+      <w:r>
+        <w:t xml:space="preserve"> force </w:t>
+      </w:r>
+      <w:proofErr w:type="gramStart"/>
+      <w:r>
+        <w:t>participation, but</w:t>
+      </w:r>
+      <w:proofErr w:type="gramEnd"/>
+      <w:r>
+        <w:t xml:space="preserve"> does not necessarily cause it to change).</w:t>
       </w:r>
     </w:p>
     <w:p>
       <w:pPr>
-        <w:numPr>
-          <w:ilvl w:val="0"/>
-          <w:numId w:val="17"/>
-        </w:numPr>
-      </w:pPr>
-      <w:r>
-        <w:t>Suppose we view the child care closures as an increase in the cost of child care. Use the income-leisure framework to illustrate how an increase in the cost of child care could drive some women out of the labour force.</w:t>
-      </w:r>
+        <w:ind w:left="480"/>
+      </w:pPr>
     </w:p>
     <w:sectPr>
       <w:pgSz w:w="12240" w:h="15840"/>
@@ -2404,6 +1931,92 @@
       </w:pPr>
     </w:lvl>
   </w:abstractNum>
+  <w:abstractNum w:abstractNumId="9" w15:restartNumberingAfterBreak="0">
+    <w:nsid w:val="62DC51BF"/>
+    <w:multiLevelType w:val="hybridMultilevel"/>
+    <w:tmpl w:val="8BCA6B74"/>
+    <w:lvl w:ilvl="0" w:tplc="0409000F">
+      <w:start w:val="1"/>
+      <w:numFmt w:val="decimal"/>
+      <w:lvlText w:val="%1."/>
+      <w:lvlJc w:val="left"/>
+      <w:pPr>
+        <w:ind w:left="720" w:hanging="360"/>
+      </w:pPr>
+    </w:lvl>
+    <w:lvl w:ilvl="1" w:tplc="04090019" w:tentative="1">
+      <w:start w:val="1"/>
+      <w:numFmt w:val="lowerLetter"/>
+      <w:lvlText w:val="%2."/>
+      <w:lvlJc w:val="left"/>
+      <w:pPr>
+        <w:ind w:left="1440" w:hanging="360"/>
+      </w:pPr>
+    </w:lvl>
+    <w:lvl w:ilvl="2" w:tplc="0409001B" w:tentative="1">
+      <w:start w:val="1"/>
+      <w:numFmt w:val="lowerRoman"/>
+      <w:lvlText w:val="%3."/>
+      <w:lvlJc w:val="right"/>
+      <w:pPr>
+        <w:ind w:left="2160" w:hanging="180"/>
+      </w:pPr>
+    </w:lvl>
+    <w:lvl w:ilvl="3" w:tplc="0409000F" w:tentative="1">
+      <w:start w:val="1"/>
+      <w:numFmt w:val="decimal"/>
+      <w:lvlText w:val="%4."/>
+      <w:lvlJc w:val="left"/>
+      <w:pPr>
+        <w:ind w:left="2880" w:hanging="360"/>
+      </w:pPr>
+    </w:lvl>
+    <w:lvl w:ilvl="4" w:tplc="04090019" w:tentative="1">
+      <w:start w:val="1"/>
+      <w:numFmt w:val="lowerLetter"/>
+      <w:lvlText w:val="%5."/>
+      <w:lvlJc w:val="left"/>
+      <w:pPr>
+        <w:ind w:left="3600" w:hanging="360"/>
+      </w:pPr>
+    </w:lvl>
+    <w:lvl w:ilvl="5" w:tplc="0409001B" w:tentative="1">
+      <w:start w:val="1"/>
+      <w:numFmt w:val="lowerRoman"/>
+      <w:lvlText w:val="%6."/>
+      <w:lvlJc w:val="right"/>
+      <w:pPr>
+        <w:ind w:left="4320" w:hanging="180"/>
+      </w:pPr>
+    </w:lvl>
+    <w:lvl w:ilvl="6" w:tplc="0409000F" w:tentative="1">
+      <w:start w:val="1"/>
+      <w:numFmt w:val="decimal"/>
+      <w:lvlText w:val="%7."/>
+      <w:lvlJc w:val="left"/>
+      <w:pPr>
+        <w:ind w:left="5040" w:hanging="360"/>
+      </w:pPr>
+    </w:lvl>
+    <w:lvl w:ilvl="7" w:tplc="04090019" w:tentative="1">
+      <w:start w:val="1"/>
+      <w:numFmt w:val="lowerLetter"/>
+      <w:lvlText w:val="%8."/>
+      <w:lvlJc w:val="left"/>
+      <w:pPr>
+        <w:ind w:left="5760" w:hanging="360"/>
+      </w:pPr>
+    </w:lvl>
+    <w:lvl w:ilvl="8" w:tplc="0409001B" w:tentative="1">
+      <w:start w:val="1"/>
+      <w:numFmt w:val="lowerRoman"/>
+      <w:lvlText w:val="%9."/>
+      <w:lvlJc w:val="right"/>
+      <w:pPr>
+        <w:ind w:left="6480" w:hanging="180"/>
+      </w:pPr>
+    </w:lvl>
+  </w:abstractNum>
   <w:num w:numId="1" w16cid:durableId="557859583">
     <w:abstractNumId w:val="0"/>
   </w:num>
@@ -2724,6 +2337,9 @@
     <w:lvlOverride w:ilvl="8">
       <w:startOverride w:val="7"/>
     </w:lvlOverride>
+  </w:num>
+  <w:num w:numId="18" w16cid:durableId="1240943743">
+    <w:abstractNumId w:val="9"/>
   </w:num>
 </w:numbering>
 </file>
@@ -3875,6 +3491,15 @@
       <w:u w:val="single"/>
     </w:rPr>
   </w:style>
+  <w:style w:type="character" w:styleId="PlaceholderText">
+    <w:name w:val="Placeholder Text"/>
+    <w:basedOn w:val="DefaultParagraphFont"/>
+    <w:semiHidden/>
+    <w:rsid w:val="002555EF"/>
+    <w:rPr>
+      <w:color w:val="666666"/>
+    </w:rPr>
+  </w:style>
 </w:styles>
 </file>
 
